--- a/cblm-builder/templates/IA TEMPLATES/02_iaspesificinstruction.docx
+++ b/cblm-builder/templates/IA TEMPLATES/02_iaspesificinstruction.docx
@@ -2,55 +2,10 @@
 <file path=word/document.xml><?xml version="1.0" encoding="utf-8"?>
 <w:document xmlns:wpc="http://schemas.microsoft.com/office/word/2010/wordprocessingCanvas" xmlns:cx="http://schemas.microsoft.com/office/drawing/2014/chartex" xmlns:cx1="http://schemas.microsoft.com/office/drawing/2015/9/8/chartex" xmlns:cx2="http://schemas.microsoft.com/office/drawing/2015/10/21/chartex" xmlns:cx3="http://schemas.microsoft.com/office/drawing/2016/5/9/chartex" xmlns:cx4="http://schemas.microsoft.com/office/drawing/2016/5/10/chartex" xmlns:cx5="http://schemas.microsoft.com/office/drawing/2016/5/11/chartex" xmlns:cx6="http://schemas.microsoft.com/office/drawing/2016/5/12/chartex" xmlns:cx7="http://schemas.microsoft.com/office/drawing/2016/5/13/chartex" xmlns:cx8="http://schemas.microsoft.com/office/drawing/2016/5/14/chartex" xmlns:mc="http://schemas.openxmlformats.org/markup-compatibility/2006" xmlns:aink="http://schemas.microsoft.com/office/drawing/2016/ink" xmlns:am3d="http://schemas.microsoft.com/office/drawing/2017/model3d" xmlns:o="urn:schemas-microsoft-com:office:office" xmlns:oel="http://schemas.microsoft.com/office/2019/extlst" xmlns:r="http://schemas.openxmlformats.org/officeDocument/2006/relationships" xmlns:m="http://schemas.openxmlformats.org/officeDocument/2006/math" xmlns:v="urn:schemas-microsoft-com:vml" xmlns:wp14="http://schemas.microsoft.com/office/word/2010/wordprocessingDrawing" xmlns:wp="http://schemas.openxmlformats.org/drawingml/2006/wordprocessingDrawing" xmlns:w10="urn:schemas-microsoft-com:office:word" xmlns:w="http://schemas.openxmlformats.org/wordprocessingml/2006/main" xmlns:w14="http://schemas.microsoft.com/office/word/2010/wordml" xmlns:w15="http://schemas.microsoft.com/office/word/2012/wordml" xmlns:w16cex="http://schemas.microsoft.com/office/word/2018/wordml/cex" xmlns:w16cid="http://schemas.microsoft.com/office/word/2016/wordml/cid" xmlns:w16="http://schemas.microsoft.com/office/word/2018/wordml" xmlns:w16du="http://schemas.microsoft.com/office/word/2023/wordml/word16du" xmlns:w16sdtdh="http://schemas.microsoft.com/office/word/2020/wordml/sdtdatahash" xmlns:w16sdtfl="http://schemas.microsoft.com/office/word/2024/wordml/sdtformatlock" xmlns:w16se="http://schemas.microsoft.com/office/word/2015/wordml/symex" xmlns:wpg="http://schemas.microsoft.com/office/word/2010/wordprocessingGroup" xmlns:wpi="http://schemas.microsoft.com/office/word/2010/wordprocessingInk" xmlns:wne="http://schemas.microsoft.com/office/word/2006/wordml" xmlns:wps="http://schemas.microsoft.com/office/word/2010/wordprocessingShape" mc:Ignorable="w14 w15 w16se w16cid w16 w16cex w16sdtdh w16sdtfl w16du wp14">
   <w:body>
-    <w:p>
-      <w:pPr>
-        <w:rPr>
-          <w:rFonts w:ascii="Bookman Old Style" w:eastAsia="Arial" w:hAnsi="Bookman Old Style" w:cs="Arial"/>
-          <w:sz w:val="24"/>
-          <w:szCs w:val="24"/>
-        </w:rPr>
-      </w:pPr>
-    </w:p>
-    <w:p>
-      <w:pPr>
-        <w:rPr>
-          <w:rFonts w:ascii="Bookman Old Style" w:eastAsia="Arial" w:hAnsi="Bookman Old Style" w:cs="Arial"/>
-          <w:b/>
-          <w:sz w:val="24"/>
-          <w:szCs w:val="24"/>
-        </w:rPr>
-      </w:pPr>
-      <w:r>
-        <w:rPr>
-          <w:rFonts w:ascii="Bookman Old Style" w:eastAsia="Arial" w:hAnsi="Bookman Old Style" w:cs="Arial"/>
-          <w:b/>
-          <w:sz w:val="24"/>
-          <w:szCs w:val="24"/>
-        </w:rPr>
-        <w:t>SPECIFIC INSTRUCTIONS FOR THE TRAINEE</w:t>
-      </w:r>
-    </w:p>
-    <w:p>
-      <w:pPr>
-        <w:ind w:left="180"/>
-        <w:rPr>
-          <w:rFonts w:ascii="Bookman Old Style" w:eastAsia="Arial" w:hAnsi="Bookman Old Style" w:cs="Arial"/>
-          <w:b/>
-          <w:sz w:val="24"/>
-          <w:szCs w:val="24"/>
-        </w:rPr>
-      </w:pPr>
-    </w:p>
     <w:tbl>
       <w:tblPr>
-        <w:tblStyle w:val="ac"/>
-        <w:tblW w:w="10777" w:type="dxa"/>
-        <w:tblInd w:w="18" w:type="dxa"/>
+        <w:tblW w:w="10823" w:type="dxa"/>
         <w:tblBorders>
-          <w:top w:val="single" w:sz="4" w:space="0" w:color="000000"/>
-          <w:left w:val="single" w:sz="4" w:space="0" w:color="000000"/>
-          <w:bottom w:val="single" w:sz="4" w:space="0" w:color="000000"/>
-          <w:right w:val="single" w:sz="4" w:space="0" w:color="000000"/>
           <w:insideH w:val="single" w:sz="4" w:space="0" w:color="000000"/>
           <w:insideV w:val="single" w:sz="4" w:space="0" w:color="000000"/>
         </w:tblBorders>
@@ -58,47 +13,26 @@
         <w:tblLook w:val="0000" w:firstRow="0" w:lastRow="0" w:firstColumn="0" w:lastColumn="0" w:noHBand="0" w:noVBand="0"/>
       </w:tblPr>
       <w:tblGrid>
-        <w:gridCol w:w="3577"/>
-        <w:gridCol w:w="7200"/>
+        <w:gridCol w:w="10823"/>
       </w:tblGrid>
       <w:tr>
         <w:trPr>
-          <w:trHeight w:val="630"/>
+          <w:trHeight w:val="915"/>
         </w:trPr>
         <w:tc>
           <w:tcPr>
-            <w:tcW w:w="3577" w:type="dxa"/>
-            <w:vAlign w:val="center"/>
+            <w:tcW w:w="10823" w:type="dxa"/>
           </w:tcPr>
           <w:p>
             <w:pPr>
+              <w:pStyle w:val="Heading1"/>
+              <w:tabs>
+                <w:tab w:val="left" w:pos="3120"/>
+                <w:tab w:val="center" w:pos="4514"/>
+              </w:tabs>
+              <w:jc w:val="center"/>
               <w:rPr>
-                <w:rFonts w:ascii="Bookman Old Style" w:eastAsia="Arial" w:hAnsi="Bookman Old Style" w:cs="Arial"/>
-                <w:b/>
-                <w:sz w:val="24"/>
-                <w:szCs w:val="24"/>
-              </w:rPr>
-            </w:pPr>
-            <w:r>
-              <w:rPr>
-                <w:rFonts w:ascii="Bookman Old Style" w:eastAsia="Arial" w:hAnsi="Bookman Old Style" w:cs="Arial"/>
-                <w:b/>
-                <w:sz w:val="24"/>
-                <w:szCs w:val="24"/>
-              </w:rPr>
-              <w:t>UNIT OF COMPETENCY</w:t>
-            </w:r>
-          </w:p>
-        </w:tc>
-        <w:tc>
-          <w:tcPr>
-            <w:tcW w:w="7200" w:type="dxa"/>
-          </w:tcPr>
-          <w:p>
-            <w:pPr>
-              <w:rPr>
-                <w:rFonts w:ascii="Bookman Old Style" w:eastAsia="Arial" w:hAnsi="Bookman Old Style" w:cs="Arial"/>
-                <w:b/>
+                <w:rFonts w:ascii="Bookman Old Style" w:eastAsia="Bookman Old Style" w:hAnsi="Bookman Old Style" w:cs="Bookman Old Style"/>
                 <w:bCs/>
                 <w:sz w:val="24"/>
                 <w:szCs w:val="24"/>
@@ -106,265 +40,613 @@
             </w:pPr>
             <w:r>
               <w:rPr>
-                <w:rFonts w:ascii="Bookman Old Style" w:hAnsi="Bookman Old Style"/>
+                <w:rFonts w:ascii="Bookman Old Style" w:eastAsia="Bookman Old Style" w:hAnsi="Bookman Old Style" w:cs="Bookman Old Style"/>
                 <w:sz w:val="24"/>
                 <w:szCs w:val="24"/>
               </w:rPr>
-              <w:t>{{</w:t>
+              <w:t>{{qualification}}</w:t>
             </w:r>
-            <w:proofErr w:type="spellStart"/>
+          </w:p>
+        </w:tc>
+      </w:tr>
+    </w:tbl>
+    <w:p>
+      <w:pPr>
+        <w:jc w:val="center"/>
+        <w:rPr>
+          <w:rFonts w:ascii="Bookman Old Style" w:hAnsi="Bookman Old Style"/>
+        </w:rPr>
+      </w:pPr>
+    </w:p>
+    <w:tbl>
+      <w:tblPr>
+        <w:tblW w:w="10823" w:type="dxa"/>
+        <w:tblLayout w:type="fixed"/>
+        <w:tblLook w:val="0000" w:firstRow="0" w:lastRow="0" w:firstColumn="0" w:lastColumn="0" w:noHBand="0" w:noVBand="0"/>
+      </w:tblPr>
+      <w:tblGrid>
+        <w:gridCol w:w="10823"/>
+      </w:tblGrid>
+      <w:tr>
+        <w:trPr>
+          <w:trHeight w:val="465"/>
+        </w:trPr>
+        <w:tc>
+          <w:tcPr>
+            <w:tcW w:w="10823" w:type="dxa"/>
+          </w:tcPr>
+          <w:p>
+            <w:pPr>
+              <w:jc w:val="center"/>
+              <w:rPr>
+                <w:rFonts w:ascii="Bookman Old Style" w:hAnsi="Bookman Old Style"/>
+              </w:rPr>
+            </w:pPr>
             <w:r>
               <w:rPr>
                 <w:rFonts w:ascii="Bookman Old Style" w:hAnsi="Bookman Old Style"/>
-                <w:sz w:val="24"/>
-                <w:szCs w:val="24"/>
               </w:rPr>
-              <w:t>unit_of_competency</w:t>
+              <w:t>MIDTERMS AND FINALS</w:t>
             </w:r>
-            <w:proofErr w:type="spellEnd"/>
+          </w:p>
+        </w:tc>
+      </w:tr>
+    </w:tbl>
+    <w:p>
+      <w:pPr>
+        <w:rPr>
+          <w:rFonts w:ascii="Bookman Old Style" w:hAnsi="Bookman Old Style"/>
+        </w:rPr>
+      </w:pPr>
+    </w:p>
+    <w:tbl>
+      <w:tblPr>
+        <w:tblW w:w="10823" w:type="dxa"/>
+        <w:tblLayout w:type="fixed"/>
+        <w:tblLook w:val="0000" w:firstRow="0" w:lastRow="0" w:firstColumn="0" w:lastColumn="0" w:noHBand="0" w:noVBand="0"/>
+      </w:tblPr>
+      <w:tblGrid>
+        <w:gridCol w:w="10823"/>
+      </w:tblGrid>
+      <w:tr>
+        <w:trPr>
+          <w:trHeight w:val="465"/>
+        </w:trPr>
+        <w:tc>
+          <w:tcPr>
+            <w:tcW w:w="10823" w:type="dxa"/>
+          </w:tcPr>
+          <w:p>
+            <w:pPr>
+              <w:tabs>
+                <w:tab w:val="center" w:pos="4513"/>
+              </w:tabs>
+              <w:jc w:val="center"/>
+              <w:rPr>
+                <w:rFonts w:ascii="Bookman Old Style" w:hAnsi="Bookman Old Style"/>
+              </w:rPr>
+            </w:pPr>
             <w:r>
               <w:rPr>
                 <w:rFonts w:ascii="Bookman Old Style" w:hAnsi="Bookman Old Style"/>
-                <w:sz w:val="24"/>
-                <w:szCs w:val="24"/>
               </w:rPr>
-              <w:t>}}</w:t>
+              <w:t>Two (2) Hours</w:t>
+            </w:r>
+          </w:p>
+        </w:tc>
+      </w:tr>
+    </w:tbl>
+    <w:p>
+      <w:pPr>
+        <w:jc w:val="center"/>
+        <w:rPr>
+          <w:rFonts w:ascii="Bookman Old Style" w:hAnsi="Bookman Old Style"/>
+        </w:rPr>
+      </w:pPr>
+    </w:p>
+    <w:tbl>
+      <w:tblPr>
+        <w:tblW w:w="10823" w:type="dxa"/>
+        <w:tblLayout w:type="fixed"/>
+        <w:tblLook w:val="0000" w:firstRow="0" w:lastRow="0" w:firstColumn="0" w:lastColumn="0" w:noHBand="0" w:noVBand="0"/>
+      </w:tblPr>
+      <w:tblGrid>
+        <w:gridCol w:w="10823"/>
+      </w:tblGrid>
+      <w:tr>
+        <w:trPr>
+          <w:trHeight w:val="450"/>
+        </w:trPr>
+        <w:tc>
+          <w:tcPr>
+            <w:tcW w:w="10823" w:type="dxa"/>
+          </w:tcPr>
+          <w:p>
+            <w:pPr>
+              <w:rPr>
+                <w:rFonts w:ascii="Bookman Old Style" w:hAnsi="Bookman Old Style"/>
+              </w:rPr>
+            </w:pPr>
+          </w:p>
+        </w:tc>
+      </w:tr>
+    </w:tbl>
+    <w:p>
+      <w:pPr>
+        <w:rPr>
+          <w:rFonts w:ascii="Bookman Old Style" w:hAnsi="Bookman Old Style"/>
+        </w:rPr>
+      </w:pPr>
+    </w:p>
+    <w:tbl>
+      <w:tblPr>
+        <w:tblW w:w="10823" w:type="dxa"/>
+        <w:tblLayout w:type="fixed"/>
+        <w:tblLook w:val="0000" w:firstRow="0" w:lastRow="0" w:firstColumn="0" w:lastColumn="0" w:noHBand="0" w:noVBand="0"/>
+      </w:tblPr>
+      <w:tblGrid>
+        <w:gridCol w:w="10823"/>
+      </w:tblGrid>
+      <w:tr>
+        <w:trPr>
+          <w:trHeight w:val="465"/>
+        </w:trPr>
+        <w:tc>
+          <w:tcPr>
+            <w:tcW w:w="10823" w:type="dxa"/>
+          </w:tcPr>
+          <w:p>
+            <w:pPr>
+              <w:tabs>
+                <w:tab w:val="left" w:pos="-720"/>
+              </w:tabs>
+              <w:rPr>
+                <w:rFonts w:ascii="Bookman Old Style" w:hAnsi="Bookman Old Style"/>
+              </w:rPr>
+            </w:pPr>
+            <w:r>
+              <w:rPr>
+                <w:rFonts w:ascii="Bookman Old Style" w:hAnsi="Bookman Old Style"/>
+                <w:b/>
+              </w:rPr>
+              <w:t>INSTRUCTIONS TO THE TRAINEE</w:t>
+            </w:r>
+          </w:p>
+        </w:tc>
+      </w:tr>
+    </w:tbl>
+    <w:p>
+      <w:pPr>
+        <w:rPr>
+          <w:rFonts w:ascii="Bookman Old Style" w:hAnsi="Bookman Old Style"/>
+        </w:rPr>
+      </w:pPr>
+    </w:p>
+    <w:tbl>
+      <w:tblPr>
+        <w:tblW w:w="10823" w:type="dxa"/>
+        <w:tblLayout w:type="fixed"/>
+        <w:tblLook w:val="0000" w:firstRow="0" w:lastRow="0" w:firstColumn="0" w:lastColumn="0" w:noHBand="0" w:noVBand="0"/>
+      </w:tblPr>
+      <w:tblGrid>
+        <w:gridCol w:w="969"/>
+        <w:gridCol w:w="9854"/>
+      </w:tblGrid>
+      <w:tr>
+        <w:trPr>
+          <w:trHeight w:val="428"/>
+        </w:trPr>
+        <w:tc>
+          <w:tcPr>
+            <w:tcW w:w="969" w:type="dxa"/>
+          </w:tcPr>
+          <w:p>
+            <w:pPr>
+              <w:numPr>
+                <w:ilvl w:val="0"/>
+                <w:numId w:val="41"/>
+              </w:numPr>
+              <w:tabs>
+                <w:tab w:val="left" w:pos="-720"/>
+              </w:tabs>
+              <w:ind w:hanging="129"/>
+              <w:rPr>
+                <w:rFonts w:ascii="Bookman Old Style" w:hAnsi="Bookman Old Style"/>
+              </w:rPr>
+            </w:pPr>
+          </w:p>
+        </w:tc>
+        <w:tc>
+          <w:tcPr>
+            <w:tcW w:w="9853" w:type="dxa"/>
+          </w:tcPr>
+          <w:p>
+            <w:pPr>
+              <w:tabs>
+                <w:tab w:val="left" w:pos="-720"/>
+              </w:tabs>
+              <w:rPr>
+                <w:rFonts w:ascii="Bookman Old Style" w:hAnsi="Bookman Old Style"/>
+              </w:rPr>
+            </w:pPr>
+            <w:r>
+              <w:rPr>
+                <w:rFonts w:ascii="Bookman Old Style" w:hAnsi="Bookman Old Style"/>
+              </w:rPr>
+              <w:t xml:space="preserve">You have two </w:t>
+            </w:r>
+            <w:r>
+              <w:rPr>
+                <w:rFonts w:ascii="Bookman Old Style" w:hAnsi="Bookman Old Style"/>
+                <w:b/>
+                <w:bCs/>
+              </w:rPr>
+              <w:t>(2) hours</w:t>
+            </w:r>
+            <w:r>
+              <w:rPr>
+                <w:rFonts w:ascii="Bookman Old Style" w:hAnsi="Bookman Old Style"/>
+              </w:rPr>
+              <w:t xml:space="preserve"> to complete this test. </w:t>
             </w:r>
           </w:p>
         </w:tc>
       </w:tr>
       <w:tr>
         <w:trPr>
-          <w:trHeight w:val="652"/>
+          <w:trHeight w:val="428"/>
         </w:trPr>
         <w:tc>
           <w:tcPr>
-            <w:tcW w:w="3577" w:type="dxa"/>
-            <w:vAlign w:val="center"/>
+            <w:tcW w:w="969" w:type="dxa"/>
+          </w:tcPr>
+          <w:p>
+            <w:pPr>
+              <w:numPr>
+                <w:ilvl w:val="0"/>
+                <w:numId w:val="41"/>
+              </w:numPr>
+              <w:tabs>
+                <w:tab w:val="left" w:pos="-720"/>
+              </w:tabs>
+              <w:ind w:hanging="129"/>
+              <w:rPr>
+                <w:rFonts w:ascii="Bookman Old Style" w:hAnsi="Bookman Old Style"/>
+              </w:rPr>
+            </w:pPr>
+          </w:p>
+        </w:tc>
+        <w:tc>
+          <w:tcPr>
+            <w:tcW w:w="9853" w:type="dxa"/>
           </w:tcPr>
           <w:p>
             <w:pPr>
               <w:rPr>
-                <w:rFonts w:ascii="Bookman Old Style" w:eastAsia="Arial" w:hAnsi="Bookman Old Style" w:cs="Arial"/>
-                <w:b/>
-                <w:sz w:val="24"/>
-                <w:szCs w:val="24"/>
-              </w:rPr>
-            </w:pPr>
-            <w:r>
-              <w:rPr>
-                <w:rFonts w:ascii="Bookman Old Style" w:eastAsia="Arial" w:hAnsi="Bookman Old Style" w:cs="Arial"/>
-                <w:b/>
-                <w:sz w:val="24"/>
-                <w:szCs w:val="24"/>
-              </w:rPr>
-              <w:t>Module Title</w:t>
-            </w:r>
-          </w:p>
-        </w:tc>
-        <w:tc>
-          <w:tcPr>
-            <w:tcW w:w="7200" w:type="dxa"/>
-          </w:tcPr>
-          <w:p>
-            <w:pPr>
-              <w:rPr>
-                <w:rFonts w:ascii="Bookman Old Style" w:eastAsia="Arial" w:hAnsi="Bookman Old Style" w:cs="Arial"/>
-                <w:b/>
-                <w:bCs/>
-                <w:sz w:val="24"/>
-                <w:szCs w:val="24"/>
+                <w:rFonts w:ascii="Bookman Old Style" w:hAnsi="Bookman Old Style"/>
               </w:rPr>
             </w:pPr>
             <w:r>
               <w:rPr>
                 <w:rFonts w:ascii="Bookman Old Style" w:hAnsi="Bookman Old Style"/>
-                <w:sz w:val="24"/>
-                <w:szCs w:val="24"/>
               </w:rPr>
-              <w:t>{{</w:t>
-            </w:r>
-            <w:proofErr w:type="spellStart"/>
-            <w:r>
-              <w:rPr>
-                <w:rFonts w:ascii="Bookman Old Style" w:hAnsi="Bookman Old Style"/>
-                <w:sz w:val="24"/>
-                <w:szCs w:val="24"/>
-              </w:rPr>
-              <w:t>module_title</w:t>
-            </w:r>
-            <w:proofErr w:type="spellEnd"/>
-            <w:r>
-              <w:rPr>
-                <w:rFonts w:ascii="Bookman Old Style" w:hAnsi="Bookman Old Style"/>
-                <w:sz w:val="24"/>
-                <w:szCs w:val="24"/>
-              </w:rPr>
-              <w:t>}}</w:t>
+              <w:t>This paper consists of Sections A and B.</w:t>
             </w:r>
           </w:p>
         </w:tc>
       </w:tr>
       <w:tr>
         <w:trPr>
-          <w:trHeight w:val="652"/>
+          <w:trHeight w:val="482"/>
         </w:trPr>
         <w:tc>
           <w:tcPr>
-            <w:tcW w:w="3577" w:type="dxa"/>
-            <w:vAlign w:val="center"/>
+            <w:tcW w:w="969" w:type="dxa"/>
           </w:tcPr>
           <w:p>
             <w:pPr>
+              <w:numPr>
+                <w:ilvl w:val="0"/>
+                <w:numId w:val="41"/>
+              </w:numPr>
+              <w:tabs>
+                <w:tab w:val="left" w:pos="-720"/>
+              </w:tabs>
+              <w:ind w:hanging="129"/>
               <w:rPr>
-                <w:rFonts w:ascii="Bookman Old Style" w:eastAsia="Arial" w:hAnsi="Bookman Old Style" w:cs="Arial"/>
-                <w:b/>
-                <w:sz w:val="24"/>
-                <w:szCs w:val="24"/>
+                <w:rFonts w:ascii="Bookman Old Style" w:hAnsi="Bookman Old Style"/>
+              </w:rPr>
+            </w:pPr>
+          </w:p>
+        </w:tc>
+        <w:tc>
+          <w:tcPr>
+            <w:tcW w:w="9853" w:type="dxa"/>
+          </w:tcPr>
+          <w:p>
+            <w:pPr>
+              <w:tabs>
+                <w:tab w:val="left" w:pos="-720"/>
+              </w:tabs>
+              <w:rPr>
+                <w:rFonts w:ascii="Bookman Old Style" w:hAnsi="Bookman Old Style"/>
               </w:rPr>
             </w:pPr>
             <w:r>
               <w:rPr>
-                <w:rFonts w:ascii="Bookman Old Style" w:eastAsia="Arial" w:hAnsi="Bookman Old Style" w:cs="Arial"/>
-                <w:b/>
-                <w:sz w:val="24"/>
-                <w:szCs w:val="24"/>
+                <w:rFonts w:ascii="Bookman Old Style" w:hAnsi="Bookman Old Style"/>
               </w:rPr>
-              <w:t>Name of Project</w:t>
+              <w:t xml:space="preserve">Section A consists of Multiple-Choice Test with 50 questions. Write </w:t>
             </w:r>
-          </w:p>
-        </w:tc>
-        <w:tc>
-          <w:tcPr>
-            <w:tcW w:w="7200" w:type="dxa"/>
-            <w:vAlign w:val="center"/>
-          </w:tcPr>
-          <w:p>
-            <w:pPr>
-              <w:rPr>
-                <w:rFonts w:ascii="Bookman Old Style" w:eastAsia="Arial" w:hAnsi="Bookman Old Style" w:cs="Arial"/>
-                <w:b/>
-                <w:sz w:val="24"/>
-                <w:szCs w:val="24"/>
-              </w:rPr>
-            </w:pPr>
             <w:r>
               <w:rPr>
-                <w:rFonts w:ascii="Bookman Old Style" w:eastAsia="Arial" w:hAnsi="Bookman Old Style" w:cs="Arial"/>
+                <w:rFonts w:ascii="Bookman Old Style" w:hAnsi="Bookman Old Style"/>
                 <w:b/>
-                <w:sz w:val="24"/>
-                <w:szCs w:val="24"/>
+                <w:u w:val="single"/>
               </w:rPr>
-              <w:t>{{</w:t>
+              <w:t>ALL</w:t>
             </w:r>
-            <w:proofErr w:type="spellStart"/>
             <w:r>
               <w:rPr>
-                <w:rFonts w:ascii="Bookman Old Style" w:eastAsia="Arial" w:hAnsi="Bookman Old Style" w:cs="Arial"/>
-                <w:b/>
-                <w:sz w:val="24"/>
-                <w:szCs w:val="24"/>
+                <w:rFonts w:ascii="Bookman Old Style" w:hAnsi="Bookman Old Style"/>
               </w:rPr>
-              <w:t>name_of_project</w:t>
-            </w:r>
-            <w:proofErr w:type="spellEnd"/>
-            <w:r>
-              <w:rPr>
-                <w:rFonts w:ascii="Bookman Old Style" w:eastAsia="Arial" w:hAnsi="Bookman Old Style" w:cs="Arial"/>
-                <w:b/>
-                <w:sz w:val="24"/>
-                <w:szCs w:val="24"/>
-              </w:rPr>
-              <w:t>}}</w:t>
+              <w:t xml:space="preserve"> your answers on the provided answer sheet.</w:t>
             </w:r>
           </w:p>
         </w:tc>
       </w:tr>
       <w:tr>
         <w:trPr>
-          <w:trHeight w:val="275"/>
+          <w:trHeight w:val="709"/>
         </w:trPr>
         <w:tc>
           <w:tcPr>
-            <w:tcW w:w="10777" w:type="dxa"/>
-            <w:gridSpan w:val="2"/>
+            <w:tcW w:w="969" w:type="dxa"/>
           </w:tcPr>
           <w:p>
             <w:pPr>
+              <w:numPr>
+                <w:ilvl w:val="0"/>
+                <w:numId w:val="41"/>
+              </w:numPr>
+              <w:tabs>
+                <w:tab w:val="left" w:pos="-720"/>
+              </w:tabs>
+              <w:ind w:hanging="129"/>
               <w:rPr>
-                <w:rFonts w:ascii="Bookman Old Style" w:eastAsia="Arial" w:hAnsi="Bookman Old Style" w:cs="Arial"/>
-                <w:b/>
-                <w:bCs/>
-                <w:sz w:val="24"/>
-                <w:szCs w:val="24"/>
-                <w:lang w:val="en-US"/>
+                <w:rFonts w:ascii="Bookman Old Style" w:hAnsi="Bookman Old Style"/>
+              </w:rPr>
+            </w:pPr>
+          </w:p>
+        </w:tc>
+        <w:tc>
+          <w:tcPr>
+            <w:tcW w:w="9853" w:type="dxa"/>
+          </w:tcPr>
+          <w:p>
+            <w:pPr>
+              <w:tabs>
+                <w:tab w:val="left" w:pos="-720"/>
+              </w:tabs>
+              <w:rPr>
+                <w:rFonts w:ascii="Bookman Old Style" w:hAnsi="Bookman Old Style"/>
               </w:rPr>
             </w:pPr>
             <w:r>
               <w:rPr>
-                <w:rFonts w:ascii="Bookman Old Style" w:eastAsia="Arial" w:hAnsi="Bookman Old Style" w:cs="Arial"/>
-                <w:b/>
-                <w:bCs/>
-                <w:sz w:val="24"/>
-                <w:szCs w:val="24"/>
-                <w:lang w:val="en-US"/>
+                <w:rFonts w:ascii="Bookman Old Style" w:hAnsi="Bookman Old Style"/>
               </w:rPr>
-              <w:t>Specific Instructions (Steps and Procedure)</w:t>
+              <w:t>Write your examination number code in every answer sheet that you submit.</w:t>
             </w:r>
           </w:p>
+        </w:tc>
+      </w:tr>
+      <w:tr>
+        <w:trPr>
+          <w:trHeight w:val="428"/>
+        </w:trPr>
+        <w:tc>
+          <w:tcPr>
+            <w:tcW w:w="969" w:type="dxa"/>
+          </w:tcPr>
           <w:p>
             <w:pPr>
-              <w:ind w:left="720"/>
+              <w:numPr>
+                <w:ilvl w:val="0"/>
+                <w:numId w:val="41"/>
+              </w:numPr>
+              <w:tabs>
+                <w:tab w:val="left" w:pos="-720"/>
+              </w:tabs>
+              <w:ind w:hanging="129"/>
               <w:rPr>
-                <w:rFonts w:ascii="Bookman Old Style" w:eastAsia="Arial" w:hAnsi="Bookman Old Style" w:cs="Arial"/>
-                <w:sz w:val="24"/>
-                <w:szCs w:val="24"/>
-                <w:lang w:val="en-US"/>
+                <w:rFonts w:ascii="Bookman Old Style" w:hAnsi="Bookman Old Style"/>
+              </w:rPr>
+            </w:pPr>
+          </w:p>
+        </w:tc>
+        <w:tc>
+          <w:tcPr>
+            <w:tcW w:w="9853" w:type="dxa"/>
+          </w:tcPr>
+          <w:p>
+            <w:pPr>
+              <w:tabs>
+                <w:tab w:val="left" w:pos="-720"/>
+              </w:tabs>
+              <w:rPr>
+                <w:rFonts w:ascii="Bookman Old Style" w:hAnsi="Bookman Old Style"/>
               </w:rPr>
             </w:pPr>
             <w:r>
               <w:rPr>
-                <w:rFonts w:ascii="Bookman Old Style" w:eastAsia="Arial" w:hAnsi="Bookman Old Style" w:cs="Arial"/>
-                <w:b/>
-                <w:bCs/>
-                <w:sz w:val="24"/>
-                <w:szCs w:val="24"/>
-                <w:lang w:val="en-US"/>
+                <w:rFonts w:ascii="Bookman Old Style" w:hAnsi="Bookman Old Style"/>
               </w:rPr>
-              <w:t>{{</w:t>
+              <w:t>Do not write on the question paper.</w:t>
             </w:r>
-            <w:proofErr w:type="spellStart"/>
+          </w:p>
+        </w:tc>
+      </w:tr>
+      <w:tr>
+        <w:trPr>
+          <w:trHeight w:val="443"/>
+        </w:trPr>
+        <w:tc>
+          <w:tcPr>
+            <w:tcW w:w="969" w:type="dxa"/>
+          </w:tcPr>
+          <w:p>
+            <w:pPr>
+              <w:numPr>
+                <w:ilvl w:val="0"/>
+                <w:numId w:val="41"/>
+              </w:numPr>
+              <w:tabs>
+                <w:tab w:val="left" w:pos="-720"/>
+              </w:tabs>
+              <w:ind w:hanging="129"/>
+              <w:rPr>
+                <w:rFonts w:ascii="Bookman Old Style" w:hAnsi="Bookman Old Style"/>
+              </w:rPr>
+            </w:pPr>
+          </w:p>
+        </w:tc>
+        <w:tc>
+          <w:tcPr>
+            <w:tcW w:w="9853" w:type="dxa"/>
+          </w:tcPr>
+          <w:p>
+            <w:pPr>
+              <w:tabs>
+                <w:tab w:val="left" w:pos="-720"/>
+              </w:tabs>
+              <w:rPr>
+                <w:rFonts w:ascii="Bookman Old Style" w:hAnsi="Bookman Old Style"/>
+              </w:rPr>
+            </w:pPr>
             <w:r>
               <w:rPr>
-                <w:rFonts w:ascii="Bookman Old Style" w:eastAsia="Arial" w:hAnsi="Bookman Old Style" w:cs="Arial"/>
-                <w:b/>
-                <w:bCs/>
-                <w:sz w:val="24"/>
-                <w:szCs w:val="24"/>
-                <w:lang w:val="en-US"/>
+                <w:rFonts w:ascii="Bookman Old Style" w:hAnsi="Bookman Old Style"/>
               </w:rPr>
-              <w:t>Specific_Instructions</w:t>
+              <w:t>Return the question paper to the proctor at the end of the 2-hour test.</w:t>
             </w:r>
-            <w:proofErr w:type="spellEnd"/>
+          </w:p>
+        </w:tc>
+      </w:tr>
+      <w:tr>
+        <w:trPr>
+          <w:trHeight w:val="115"/>
+        </w:trPr>
+        <w:tc>
+          <w:tcPr>
+            <w:tcW w:w="10823" w:type="dxa"/>
+            <w:gridSpan w:val="2"/>
+            <w:tcMar>
+              <w:top w:w="0" w:type="dxa"/>
+              <w:bottom w:w="0" w:type="dxa"/>
+            </w:tcMar>
+          </w:tcPr>
+          <w:p>
+            <w:pPr>
+              <w:tabs>
+                <w:tab w:val="left" w:pos="-1440"/>
+                <w:tab w:val="left" w:pos="-720"/>
+                <w:tab w:val="left" w:pos="432"/>
+                <w:tab w:val="left" w:pos="1584"/>
+                <w:tab w:val="left" w:pos="2016"/>
+              </w:tabs>
+              <w:rPr>
+                <w:rFonts w:ascii="Bookman Old Style" w:hAnsi="Bookman Old Style"/>
+              </w:rPr>
+            </w:pPr>
+          </w:p>
+        </w:tc>
+      </w:tr>
+      <w:tr>
+        <w:trPr>
+          <w:trHeight w:val="665"/>
+        </w:trPr>
+        <w:tc>
+          <w:tcPr>
+            <w:tcW w:w="10823" w:type="dxa"/>
+            <w:gridSpan w:val="2"/>
+            <w:tcMar>
+              <w:top w:w="0" w:type="dxa"/>
+              <w:bottom w:w="0" w:type="dxa"/>
+            </w:tcMar>
+          </w:tcPr>
+          <w:p>
+            <w:pPr>
+              <w:tabs>
+                <w:tab w:val="left" w:pos="-1440"/>
+                <w:tab w:val="left" w:pos="-720"/>
+                <w:tab w:val="left" w:pos="432"/>
+                <w:tab w:val="left" w:pos="1584"/>
+                <w:tab w:val="left" w:pos="2016"/>
+              </w:tabs>
+              <w:spacing w:after="60"/>
+              <w:rPr>
+                <w:rFonts w:ascii="Bookman Old Style" w:hAnsi="Bookman Old Style"/>
+              </w:rPr>
+            </w:pPr>
+          </w:p>
+          <w:p>
+            <w:pPr>
+              <w:tabs>
+                <w:tab w:val="left" w:pos="-1440"/>
+                <w:tab w:val="left" w:pos="-720"/>
+                <w:tab w:val="left" w:pos="432"/>
+                <w:tab w:val="left" w:pos="1584"/>
+                <w:tab w:val="left" w:pos="2016"/>
+              </w:tabs>
+              <w:spacing w:after="60"/>
+              <w:rPr>
+                <w:rFonts w:ascii="Bookman Old Style" w:hAnsi="Bookman Old Style"/>
+              </w:rPr>
+            </w:pPr>
             <w:r>
               <w:rPr>
-                <w:rFonts w:ascii="Bookman Old Style" w:eastAsia="Arial" w:hAnsi="Bookman Old Style" w:cs="Arial"/>
+                <w:rFonts w:ascii="Bookman Old Style" w:hAnsi="Bookman Old Style"/>
                 <w:b/>
-                <w:bCs/>
-                <w:sz w:val="24"/>
-                <w:szCs w:val="24"/>
-                <w:lang w:val="en-US"/>
+                <w:i/>
               </w:rPr>
-              <w:t>}}</w:t>
+              <w:t>This question paper consists of _</w:t>
+            </w:r>
+            <w:proofErr w:type="gramStart"/>
+            <w:r>
+              <w:rPr>
+                <w:rFonts w:ascii="Bookman Old Style" w:hAnsi="Bookman Old Style"/>
+                <w:b/>
+                <w:i/>
+              </w:rPr>
+              <w:t xml:space="preserve">_ </w:t>
             </w:r>
             <w:r>
               <w:rPr>
-                <w:rFonts w:ascii="Bookman Old Style" w:eastAsia="Arial" w:hAnsi="Bookman Old Style" w:cs="Arial"/>
-                <w:sz w:val="24"/>
-                <w:szCs w:val="24"/>
-                <w:lang w:val="en-US"/>
+                <w:rFonts w:ascii="Bookman Old Style" w:hAnsi="Bookman Old Style"/>
+                <w:b/>
+                <w:i/>
+                <w:u w:val="single"/>
               </w:rPr>
-              <w:t xml:space="preserve"> </w:t>
+              <w:t xml:space="preserve"> (</w:t>
+            </w:r>
+            <w:proofErr w:type="gramEnd"/>
+            <w:r>
+              <w:rPr>
+                <w:rFonts w:ascii="Bookman Old Style" w:hAnsi="Bookman Old Style"/>
+                <w:b/>
+                <w:i/>
+                <w:u w:val="single"/>
+              </w:rPr>
+              <w:t>)</w:t>
+            </w:r>
+            <w:r>
+              <w:rPr>
+                <w:rFonts w:ascii="Bookman Old Style" w:hAnsi="Bookman Old Style"/>
+                <w:b/>
+                <w:i/>
+              </w:rPr>
+              <w:t xml:space="preserve"> printed pages (including this page).</w:t>
             </w:r>
           </w:p>
         </w:tc>
@@ -372,56 +654,10 @@
     </w:tbl>
     <w:p>
       <w:pPr>
-        <w:pStyle w:val="Heading2"/>
         <w:rPr>
-          <w:rFonts w:ascii="Bookman Old Style" w:hAnsi="Bookman Old Style"/>
-          <w:sz w:val="24"/>
-          <w:szCs w:val="24"/>
-        </w:rPr>
-      </w:pPr>
-    </w:p>
-    <w:p>
-      <w:pPr>
-        <w:rPr>
-          <w:rFonts w:ascii="Bookman Old Style" w:hAnsi="Bookman Old Style"/>
-          <w:sz w:val="24"/>
-          <w:szCs w:val="24"/>
-        </w:rPr>
-      </w:pPr>
-    </w:p>
-    <w:p>
-      <w:pPr>
-        <w:rPr>
-          <w:rFonts w:ascii="Bookman Old Style" w:hAnsi="Bookman Old Style"/>
-          <w:sz w:val="24"/>
-          <w:szCs w:val="24"/>
-        </w:rPr>
-      </w:pPr>
-    </w:p>
-    <w:p>
-      <w:pPr>
-        <w:rPr>
-          <w:rFonts w:ascii="Bookman Old Style" w:hAnsi="Bookman Old Style"/>
-          <w:sz w:val="24"/>
-          <w:szCs w:val="24"/>
-        </w:rPr>
-      </w:pPr>
-    </w:p>
-    <w:p>
-      <w:pPr>
-        <w:rPr>
-          <w:rFonts w:ascii="Bookman Old Style" w:hAnsi="Bookman Old Style"/>
-          <w:sz w:val="24"/>
-          <w:szCs w:val="24"/>
-        </w:rPr>
-      </w:pPr>
-    </w:p>
-    <w:p>
-      <w:pPr>
-        <w:rPr>
-          <w:rFonts w:ascii="Bookman Old Style" w:eastAsia="Arial" w:hAnsi="Bookman Old Style" w:cs="Arial"/>
-          <w:sz w:val="24"/>
-          <w:szCs w:val="24"/>
+          <w:rFonts w:ascii="Bookman Old Style" w:eastAsia="Arial Narrow" w:hAnsi="Bookman Old Style" w:cs="Arial Narrow"/>
+          <w:sz w:val="18"/>
+          <w:szCs w:val="18"/>
         </w:rPr>
       </w:pPr>
     </w:p>
@@ -591,6 +827,93 @@
 <file path=word/numbering.xml><?xml version="1.0" encoding="utf-8"?>
 <w:numbering xmlns:wpc="http://schemas.microsoft.com/office/word/2010/wordprocessingCanvas" xmlns:cx="http://schemas.microsoft.com/office/drawing/2014/chartex" xmlns:cx1="http://schemas.microsoft.com/office/drawing/2015/9/8/chartex" xmlns:cx2="http://schemas.microsoft.com/office/drawing/2015/10/21/chartex" xmlns:cx3="http://schemas.microsoft.com/office/drawing/2016/5/9/chartex" xmlns:cx4="http://schemas.microsoft.com/office/drawing/2016/5/10/chartex" xmlns:cx5="http://schemas.microsoft.com/office/drawing/2016/5/11/chartex" xmlns:cx6="http://schemas.microsoft.com/office/drawing/2016/5/12/chartex" xmlns:cx7="http://schemas.microsoft.com/office/drawing/2016/5/13/chartex" xmlns:cx8="http://schemas.microsoft.com/office/drawing/2016/5/14/chartex" xmlns:mc="http://schemas.openxmlformats.org/markup-compatibility/2006" xmlns:aink="http://schemas.microsoft.com/office/drawing/2016/ink" xmlns:am3d="http://schemas.microsoft.com/office/drawing/2017/model3d" xmlns:o="urn:schemas-microsoft-com:office:office" xmlns:oel="http://schemas.microsoft.com/office/2019/extlst" xmlns:r="http://schemas.openxmlformats.org/officeDocument/2006/relationships" xmlns:m="http://schemas.openxmlformats.org/officeDocument/2006/math" xmlns:v="urn:schemas-microsoft-com:vml" xmlns:wp14="http://schemas.microsoft.com/office/word/2010/wordprocessingDrawing" xmlns:wp="http://schemas.openxmlformats.org/drawingml/2006/wordprocessingDrawing" xmlns:w10="urn:schemas-microsoft-com:office:word" xmlns:w="http://schemas.openxmlformats.org/wordprocessingml/2006/main" xmlns:w14="http://schemas.microsoft.com/office/word/2010/wordml" xmlns:w15="http://schemas.microsoft.com/office/word/2012/wordml" xmlns:w16cex="http://schemas.microsoft.com/office/word/2018/wordml/cex" xmlns:w16cid="http://schemas.microsoft.com/office/word/2016/wordml/cid" xmlns:w16="http://schemas.microsoft.com/office/word/2018/wordml" xmlns:w16du="http://schemas.microsoft.com/office/word/2023/wordml/word16du" xmlns:w16sdtdh="http://schemas.microsoft.com/office/word/2020/wordml/sdtdatahash" xmlns:w16sdtfl="http://schemas.microsoft.com/office/word/2024/wordml/sdtformatlock" xmlns:w16se="http://schemas.microsoft.com/office/word/2015/wordml/symex" xmlns:wpg="http://schemas.microsoft.com/office/word/2010/wordprocessingGroup" xmlns:wpi="http://schemas.microsoft.com/office/word/2010/wordprocessingInk" xmlns:wne="http://schemas.microsoft.com/office/word/2006/wordml" xmlns:wps="http://schemas.microsoft.com/office/word/2010/wordprocessingShape" mc:Ignorable="w14 w15 w16se w16cid w16 w16cex w16sdtdh w16sdtfl w16du wp14">
   <w:abstractNum w:abstractNumId="0" w15:restartNumberingAfterBreak="0">
+    <w:nsid w:val="03394C08"/>
+    <w:multiLevelType w:val="multilevel"/>
+    <w:tmpl w:val="3D429792"/>
+    <w:lvl w:ilvl="0">
+      <w:start w:val="1"/>
+      <w:numFmt w:val="decimal"/>
+      <w:pStyle w:val="boxbullet"/>
+      <w:lvlText w:val="%1."/>
+      <w:lvlJc w:val="right"/>
+      <w:pPr>
+        <w:ind w:left="417" w:hanging="128"/>
+      </w:pPr>
+    </w:lvl>
+    <w:lvl w:ilvl="1">
+      <w:start w:val="1"/>
+      <w:numFmt w:val="lowerLetter"/>
+      <w:lvlText w:val="%2."/>
+      <w:lvlJc w:val="left"/>
+      <w:pPr>
+        <w:ind w:left="1440" w:hanging="360"/>
+      </w:pPr>
+    </w:lvl>
+    <w:lvl w:ilvl="2">
+      <w:start w:val="1"/>
+      <w:numFmt w:val="lowerRoman"/>
+      <w:lvlText w:val="%3."/>
+      <w:lvlJc w:val="right"/>
+      <w:pPr>
+        <w:ind w:left="2160" w:hanging="180"/>
+      </w:pPr>
+    </w:lvl>
+    <w:lvl w:ilvl="3">
+      <w:start w:val="1"/>
+      <w:numFmt w:val="decimal"/>
+      <w:lvlText w:val="%4."/>
+      <w:lvlJc w:val="left"/>
+      <w:pPr>
+        <w:ind w:left="2880" w:hanging="360"/>
+      </w:pPr>
+    </w:lvl>
+    <w:lvl w:ilvl="4">
+      <w:start w:val="1"/>
+      <w:numFmt w:val="lowerLetter"/>
+      <w:lvlText w:val="%5."/>
+      <w:lvlJc w:val="left"/>
+      <w:pPr>
+        <w:ind w:left="3600" w:hanging="360"/>
+      </w:pPr>
+    </w:lvl>
+    <w:lvl w:ilvl="5">
+      <w:start w:val="1"/>
+      <w:numFmt w:val="lowerRoman"/>
+      <w:lvlText w:val="%6."/>
+      <w:lvlJc w:val="right"/>
+      <w:pPr>
+        <w:ind w:left="4320" w:hanging="180"/>
+      </w:pPr>
+    </w:lvl>
+    <w:lvl w:ilvl="6">
+      <w:start w:val="1"/>
+      <w:numFmt w:val="decimal"/>
+      <w:lvlText w:val="%7."/>
+      <w:lvlJc w:val="left"/>
+      <w:pPr>
+        <w:ind w:left="5040" w:hanging="360"/>
+      </w:pPr>
+    </w:lvl>
+    <w:lvl w:ilvl="7">
+      <w:start w:val="1"/>
+      <w:numFmt w:val="lowerLetter"/>
+      <w:lvlText w:val="%8."/>
+      <w:lvlJc w:val="left"/>
+      <w:pPr>
+        <w:ind w:left="5760" w:hanging="360"/>
+      </w:pPr>
+    </w:lvl>
+    <w:lvl w:ilvl="8">
+      <w:start w:val="1"/>
+      <w:numFmt w:val="lowerRoman"/>
+      <w:lvlText w:val="%9."/>
+      <w:lvlJc w:val="right"/>
+      <w:pPr>
+        <w:ind w:left="6480" w:hanging="180"/>
+      </w:pPr>
+    </w:lvl>
+  </w:abstractNum>
+  <w:abstractNum w:abstractNumId="1" w15:restartNumberingAfterBreak="0">
     <w:nsid w:val="04AB4E50"/>
     <w:multiLevelType w:val="multilevel"/>
     <w:tmpl w:val="194CE6A8"/>
@@ -703,7 +1026,7 @@
       </w:pPr>
     </w:lvl>
   </w:abstractNum>
-  <w:abstractNum w:abstractNumId="1" w15:restartNumberingAfterBreak="0">
+  <w:abstractNum w:abstractNumId="2" w15:restartNumberingAfterBreak="0">
     <w:nsid w:val="083059BE"/>
     <w:multiLevelType w:val="multilevel"/>
     <w:tmpl w:val="45262F42"/>
@@ -852,7 +1175,7 @@
       </w:rPr>
     </w:lvl>
   </w:abstractNum>
-  <w:abstractNum w:abstractNumId="2" w15:restartNumberingAfterBreak="0">
+  <w:abstractNum w:abstractNumId="3" w15:restartNumberingAfterBreak="0">
     <w:nsid w:val="08B122F8"/>
     <w:multiLevelType w:val="multilevel"/>
     <w:tmpl w:val="5636D83A"/>
@@ -969,7 +1292,7 @@
       </w:pPr>
     </w:lvl>
   </w:abstractNum>
-  <w:abstractNum w:abstractNumId="3" w15:restartNumberingAfterBreak="0">
+  <w:abstractNum w:abstractNumId="4" w15:restartNumberingAfterBreak="0">
     <w:nsid w:val="0E89409E"/>
     <w:multiLevelType w:val="multilevel"/>
     <w:tmpl w:val="7E724FCC"/>
@@ -1082,7 +1405,7 @@
       </w:pPr>
     </w:lvl>
   </w:abstractNum>
-  <w:abstractNum w:abstractNumId="4" w15:restartNumberingAfterBreak="0">
+  <w:abstractNum w:abstractNumId="5" w15:restartNumberingAfterBreak="0">
     <w:nsid w:val="0FD81288"/>
     <w:multiLevelType w:val="multilevel"/>
     <w:tmpl w:val="270E9AEE"/>
@@ -1195,7 +1518,7 @@
       </w:rPr>
     </w:lvl>
   </w:abstractNum>
-  <w:abstractNum w:abstractNumId="5" w15:restartNumberingAfterBreak="0">
+  <w:abstractNum w:abstractNumId="6" w15:restartNumberingAfterBreak="0">
     <w:nsid w:val="121277B5"/>
     <w:multiLevelType w:val="multilevel"/>
     <w:tmpl w:val="633417C2"/>
@@ -1308,7 +1631,7 @@
       </w:pPr>
     </w:lvl>
   </w:abstractNum>
-  <w:abstractNum w:abstractNumId="6" w15:restartNumberingAfterBreak="0">
+  <w:abstractNum w:abstractNumId="7" w15:restartNumberingAfterBreak="0">
     <w:nsid w:val="15620650"/>
     <w:multiLevelType w:val="hybridMultilevel"/>
     <w:tmpl w:val="C1603C2A"/>
@@ -1421,7 +1744,7 @@
       </w:rPr>
     </w:lvl>
   </w:abstractNum>
-  <w:abstractNum w:abstractNumId="7" w15:restartNumberingAfterBreak="0">
+  <w:abstractNum w:abstractNumId="8" w15:restartNumberingAfterBreak="0">
     <w:nsid w:val="160E52B9"/>
     <w:multiLevelType w:val="multilevel"/>
     <w:tmpl w:val="6F8CA764"/>
@@ -1570,7 +1893,7 @@
       </w:rPr>
     </w:lvl>
   </w:abstractNum>
-  <w:abstractNum w:abstractNumId="8" w15:restartNumberingAfterBreak="0">
+  <w:abstractNum w:abstractNumId="9" w15:restartNumberingAfterBreak="0">
     <w:nsid w:val="17542DE1"/>
     <w:multiLevelType w:val="multilevel"/>
     <w:tmpl w:val="7B8C111C"/>
@@ -1715,7 +2038,7 @@
       </w:rPr>
     </w:lvl>
   </w:abstractNum>
-  <w:abstractNum w:abstractNumId="9" w15:restartNumberingAfterBreak="0">
+  <w:abstractNum w:abstractNumId="10" w15:restartNumberingAfterBreak="0">
     <w:nsid w:val="17DD2FDC"/>
     <w:multiLevelType w:val="multilevel"/>
     <w:tmpl w:val="A600F52C"/>
@@ -1864,7 +2187,7 @@
       </w:rPr>
     </w:lvl>
   </w:abstractNum>
-  <w:abstractNum w:abstractNumId="10" w15:restartNumberingAfterBreak="0">
+  <w:abstractNum w:abstractNumId="11" w15:restartNumberingAfterBreak="0">
     <w:nsid w:val="1A7C3EA6"/>
     <w:multiLevelType w:val="multilevel"/>
     <w:tmpl w:val="67FA70EA"/>
@@ -1977,7 +2300,7 @@
       </w:pPr>
     </w:lvl>
   </w:abstractNum>
-  <w:abstractNum w:abstractNumId="11" w15:restartNumberingAfterBreak="0">
+  <w:abstractNum w:abstractNumId="12" w15:restartNumberingAfterBreak="0">
     <w:nsid w:val="1BDD2A8F"/>
     <w:multiLevelType w:val="multilevel"/>
     <w:tmpl w:val="DEB454A2"/>
@@ -2090,7 +2413,7 @@
       </w:pPr>
     </w:lvl>
   </w:abstractNum>
-  <w:abstractNum w:abstractNumId="12" w15:restartNumberingAfterBreak="0">
+  <w:abstractNum w:abstractNumId="13" w15:restartNumberingAfterBreak="0">
     <w:nsid w:val="21D365D9"/>
     <w:multiLevelType w:val="hybridMultilevel"/>
     <w:tmpl w:val="02FAAB14"/>
@@ -2203,7 +2526,7 @@
       </w:rPr>
     </w:lvl>
   </w:abstractNum>
-  <w:abstractNum w:abstractNumId="13" w15:restartNumberingAfterBreak="0">
+  <w:abstractNum w:abstractNumId="14" w15:restartNumberingAfterBreak="0">
     <w:nsid w:val="22C21F77"/>
     <w:multiLevelType w:val="multilevel"/>
     <w:tmpl w:val="9EEA08DA"/>
@@ -2352,7 +2675,7 @@
       </w:rPr>
     </w:lvl>
   </w:abstractNum>
-  <w:abstractNum w:abstractNumId="14" w15:restartNumberingAfterBreak="0">
+  <w:abstractNum w:abstractNumId="15" w15:restartNumberingAfterBreak="0">
     <w:nsid w:val="236D4184"/>
     <w:multiLevelType w:val="multilevel"/>
     <w:tmpl w:val="4C7EFEC4"/>
@@ -2469,7 +2792,7 @@
       </w:pPr>
     </w:lvl>
   </w:abstractNum>
-  <w:abstractNum w:abstractNumId="15" w15:restartNumberingAfterBreak="0">
+  <w:abstractNum w:abstractNumId="16" w15:restartNumberingAfterBreak="0">
     <w:nsid w:val="248948B0"/>
     <w:multiLevelType w:val="multilevel"/>
     <w:tmpl w:val="72BE54D2"/>
@@ -2582,7 +2905,7 @@
       </w:pPr>
     </w:lvl>
   </w:abstractNum>
-  <w:abstractNum w:abstractNumId="16" w15:restartNumberingAfterBreak="0">
+  <w:abstractNum w:abstractNumId="17" w15:restartNumberingAfterBreak="0">
     <w:nsid w:val="24FA4807"/>
     <w:multiLevelType w:val="multilevel"/>
     <w:tmpl w:val="E3E0C202"/>
@@ -2668,7 +2991,7 @@
       </w:pPr>
     </w:lvl>
   </w:abstractNum>
-  <w:abstractNum w:abstractNumId="17" w15:restartNumberingAfterBreak="0">
+  <w:abstractNum w:abstractNumId="18" w15:restartNumberingAfterBreak="0">
     <w:nsid w:val="31DE59D3"/>
     <w:multiLevelType w:val="multilevel"/>
     <w:tmpl w:val="8C144EC2"/>
@@ -2817,7 +3140,7 @@
       </w:rPr>
     </w:lvl>
   </w:abstractNum>
-  <w:abstractNum w:abstractNumId="18" w15:restartNumberingAfterBreak="0">
+  <w:abstractNum w:abstractNumId="19" w15:restartNumberingAfterBreak="0">
     <w:nsid w:val="3F932D8E"/>
     <w:multiLevelType w:val="hybridMultilevel"/>
     <w:tmpl w:val="DA4AD0E0"/>
@@ -2930,7 +3253,7 @@
       </w:rPr>
     </w:lvl>
   </w:abstractNum>
-  <w:abstractNum w:abstractNumId="19" w15:restartNumberingAfterBreak="0">
+  <w:abstractNum w:abstractNumId="20" w15:restartNumberingAfterBreak="0">
     <w:nsid w:val="420D23F0"/>
     <w:multiLevelType w:val="multilevel"/>
     <w:tmpl w:val="AE463AF2"/>
@@ -3079,7 +3402,7 @@
       </w:rPr>
     </w:lvl>
   </w:abstractNum>
-  <w:abstractNum w:abstractNumId="20" w15:restartNumberingAfterBreak="0">
+  <w:abstractNum w:abstractNumId="21" w15:restartNumberingAfterBreak="0">
     <w:nsid w:val="422A0036"/>
     <w:multiLevelType w:val="multilevel"/>
     <w:tmpl w:val="A10E1DF0"/>
@@ -3228,7 +3551,7 @@
       </w:rPr>
     </w:lvl>
   </w:abstractNum>
-  <w:abstractNum w:abstractNumId="21" w15:restartNumberingAfterBreak="0">
+  <w:abstractNum w:abstractNumId="22" w15:restartNumberingAfterBreak="0">
     <w:nsid w:val="42C00168"/>
     <w:multiLevelType w:val="hybridMultilevel"/>
     <w:tmpl w:val="2320E38C"/>
@@ -3314,7 +3637,7 @@
       </w:pPr>
     </w:lvl>
   </w:abstractNum>
-  <w:abstractNum w:abstractNumId="22" w15:restartNumberingAfterBreak="0">
+  <w:abstractNum w:abstractNumId="23" w15:restartNumberingAfterBreak="0">
     <w:nsid w:val="455D5027"/>
     <w:multiLevelType w:val="multilevel"/>
     <w:tmpl w:val="6E10DBD8"/>
@@ -3463,7 +3786,7 @@
       </w:rPr>
     </w:lvl>
   </w:abstractNum>
-  <w:abstractNum w:abstractNumId="23" w15:restartNumberingAfterBreak="0">
+  <w:abstractNum w:abstractNumId="24" w15:restartNumberingAfterBreak="0">
     <w:nsid w:val="462D5D09"/>
     <w:multiLevelType w:val="multilevel"/>
     <w:tmpl w:val="DC08D258"/>
@@ -3576,7 +3899,7 @@
       </w:pPr>
     </w:lvl>
   </w:abstractNum>
-  <w:abstractNum w:abstractNumId="24" w15:restartNumberingAfterBreak="0">
+  <w:abstractNum w:abstractNumId="25" w15:restartNumberingAfterBreak="0">
     <w:nsid w:val="48354E0A"/>
     <w:multiLevelType w:val="multilevel"/>
     <w:tmpl w:val="1C2621FA"/>
@@ -3725,7 +4048,7 @@
       </w:rPr>
     </w:lvl>
   </w:abstractNum>
-  <w:abstractNum w:abstractNumId="25" w15:restartNumberingAfterBreak="0">
+  <w:abstractNum w:abstractNumId="26" w15:restartNumberingAfterBreak="0">
     <w:nsid w:val="4911454A"/>
     <w:multiLevelType w:val="multilevel"/>
     <w:tmpl w:val="D0AE3E7E"/>
@@ -3842,7 +4165,7 @@
       </w:pPr>
     </w:lvl>
   </w:abstractNum>
-  <w:abstractNum w:abstractNumId="26" w15:restartNumberingAfterBreak="0">
+  <w:abstractNum w:abstractNumId="27" w15:restartNumberingAfterBreak="0">
     <w:nsid w:val="4AF60EFC"/>
     <w:multiLevelType w:val="hybridMultilevel"/>
     <w:tmpl w:val="088AE5C2"/>
@@ -3931,7 +4254,7 @@
       </w:pPr>
     </w:lvl>
   </w:abstractNum>
-  <w:abstractNum w:abstractNumId="27" w15:restartNumberingAfterBreak="0">
+  <w:abstractNum w:abstractNumId="28" w15:restartNumberingAfterBreak="0">
     <w:nsid w:val="521703FB"/>
     <w:multiLevelType w:val="multilevel"/>
     <w:tmpl w:val="D15AE3BC"/>
@@ -4080,7 +4403,7 @@
       </w:rPr>
     </w:lvl>
   </w:abstractNum>
-  <w:abstractNum w:abstractNumId="28" w15:restartNumberingAfterBreak="0">
+  <w:abstractNum w:abstractNumId="29" w15:restartNumberingAfterBreak="0">
     <w:nsid w:val="521706A6"/>
     <w:multiLevelType w:val="multilevel"/>
     <w:tmpl w:val="99C23038"/>
@@ -4193,7 +4516,7 @@
       </w:pPr>
     </w:lvl>
   </w:abstractNum>
-  <w:abstractNum w:abstractNumId="29" w15:restartNumberingAfterBreak="0">
+  <w:abstractNum w:abstractNumId="30" w15:restartNumberingAfterBreak="0">
     <w:nsid w:val="532B6B84"/>
     <w:multiLevelType w:val="hybridMultilevel"/>
     <w:tmpl w:val="DC483312"/>
@@ -4306,7 +4629,7 @@
       </w:rPr>
     </w:lvl>
   </w:abstractNum>
-  <w:abstractNum w:abstractNumId="30" w15:restartNumberingAfterBreak="0">
+  <w:abstractNum w:abstractNumId="31" w15:restartNumberingAfterBreak="0">
     <w:nsid w:val="53D425D6"/>
     <w:multiLevelType w:val="multilevel"/>
     <w:tmpl w:val="5BE49DA6"/>
@@ -4419,7 +4742,7 @@
       </w:pPr>
     </w:lvl>
   </w:abstractNum>
-  <w:abstractNum w:abstractNumId="31" w15:restartNumberingAfterBreak="0">
+  <w:abstractNum w:abstractNumId="32" w15:restartNumberingAfterBreak="0">
     <w:nsid w:val="5F89643B"/>
     <w:multiLevelType w:val="multilevel"/>
     <w:tmpl w:val="CB24B914"/>
@@ -4508,7 +4831,7 @@
       </w:pPr>
     </w:lvl>
   </w:abstractNum>
-  <w:abstractNum w:abstractNumId="32" w15:restartNumberingAfterBreak="0">
+  <w:abstractNum w:abstractNumId="33" w15:restartNumberingAfterBreak="0">
     <w:nsid w:val="648E551C"/>
     <w:multiLevelType w:val="hybridMultilevel"/>
     <w:tmpl w:val="D662172E"/>
@@ -4621,7 +4944,7 @@
       </w:rPr>
     </w:lvl>
   </w:abstractNum>
-  <w:abstractNum w:abstractNumId="33" w15:restartNumberingAfterBreak="0">
+  <w:abstractNum w:abstractNumId="34" w15:restartNumberingAfterBreak="0">
     <w:nsid w:val="6BCC516E"/>
     <w:multiLevelType w:val="multilevel"/>
     <w:tmpl w:val="4022B6CC"/>
@@ -4734,7 +5057,7 @@
       </w:pPr>
     </w:lvl>
   </w:abstractNum>
-  <w:abstractNum w:abstractNumId="34" w15:restartNumberingAfterBreak="0">
+  <w:abstractNum w:abstractNumId="35" w15:restartNumberingAfterBreak="0">
     <w:nsid w:val="6F0C6989"/>
     <w:multiLevelType w:val="multilevel"/>
     <w:tmpl w:val="FE64D592"/>
@@ -4820,7 +5143,7 @@
       </w:pPr>
     </w:lvl>
   </w:abstractNum>
-  <w:abstractNum w:abstractNumId="35" w15:restartNumberingAfterBreak="0">
+  <w:abstractNum w:abstractNumId="36" w15:restartNumberingAfterBreak="0">
     <w:nsid w:val="70EB485C"/>
     <w:multiLevelType w:val="multilevel"/>
     <w:tmpl w:val="46D83166"/>
@@ -4933,7 +5256,7 @@
       </w:pPr>
     </w:lvl>
   </w:abstractNum>
-  <w:abstractNum w:abstractNumId="36" w15:restartNumberingAfterBreak="0">
+  <w:abstractNum w:abstractNumId="37" w15:restartNumberingAfterBreak="0">
     <w:nsid w:val="72492F61"/>
     <w:multiLevelType w:val="hybridMultilevel"/>
     <w:tmpl w:val="A6B644A2"/>
@@ -5019,7 +5342,7 @@
       </w:pPr>
     </w:lvl>
   </w:abstractNum>
-  <w:abstractNum w:abstractNumId="37" w15:restartNumberingAfterBreak="0">
+  <w:abstractNum w:abstractNumId="38" w15:restartNumberingAfterBreak="0">
     <w:nsid w:val="72A20CC4"/>
     <w:multiLevelType w:val="multilevel"/>
     <w:tmpl w:val="FC107828"/>
@@ -5132,7 +5455,7 @@
       </w:pPr>
     </w:lvl>
   </w:abstractNum>
-  <w:abstractNum w:abstractNumId="38" w15:restartNumberingAfterBreak="0">
+  <w:abstractNum w:abstractNumId="39" w15:restartNumberingAfterBreak="0">
     <w:nsid w:val="7A1261A8"/>
     <w:multiLevelType w:val="multilevel"/>
     <w:tmpl w:val="7B3AE78E"/>
@@ -5281,7 +5604,7 @@
       </w:rPr>
     </w:lvl>
   </w:abstractNum>
-  <w:abstractNum w:abstractNumId="39" w15:restartNumberingAfterBreak="0">
+  <w:abstractNum w:abstractNumId="40" w15:restartNumberingAfterBreak="0">
     <w:nsid w:val="7AD34ECE"/>
     <w:multiLevelType w:val="hybridMultilevel"/>
     <w:tmpl w:val="E172844C"/>
@@ -5371,124 +5694,127 @@
     </w:lvl>
   </w:abstractNum>
   <w:num w:numId="1" w16cid:durableId="1695961612">
+    <w:abstractNumId w:val="32"/>
+  </w:num>
+  <w:num w:numId="2" w16cid:durableId="862135301">
+    <w:abstractNumId w:val="35"/>
+  </w:num>
+  <w:num w:numId="3" w16cid:durableId="1437017693">
+    <w:abstractNumId w:val="5"/>
+  </w:num>
+  <w:num w:numId="4" w16cid:durableId="283856022">
+    <w:abstractNumId w:val="17"/>
+  </w:num>
+  <w:num w:numId="5" w16cid:durableId="286011330">
+    <w:abstractNumId w:val="30"/>
+  </w:num>
+  <w:num w:numId="6" w16cid:durableId="1864248431">
+    <w:abstractNumId w:val="33"/>
+  </w:num>
+  <w:num w:numId="7" w16cid:durableId="1405641294">
+    <w:abstractNumId w:val="13"/>
+  </w:num>
+  <w:num w:numId="8" w16cid:durableId="488178848">
+    <w:abstractNumId w:val="10"/>
+  </w:num>
+  <w:num w:numId="9" w16cid:durableId="668482968">
+    <w:abstractNumId w:val="8"/>
+  </w:num>
+  <w:num w:numId="10" w16cid:durableId="1699038226">
+    <w:abstractNumId w:val="20"/>
+  </w:num>
+  <w:num w:numId="11" w16cid:durableId="1894386178">
+    <w:abstractNumId w:val="14"/>
+  </w:num>
+  <w:num w:numId="12" w16cid:durableId="7876539">
+    <w:abstractNumId w:val="18"/>
+  </w:num>
+  <w:num w:numId="13" w16cid:durableId="1407069906">
+    <w:abstractNumId w:val="23"/>
+  </w:num>
+  <w:num w:numId="14" w16cid:durableId="1797021507">
+    <w:abstractNumId w:val="39"/>
+  </w:num>
+  <w:num w:numId="15" w16cid:durableId="2134933345">
+    <w:abstractNumId w:val="37"/>
+  </w:num>
+  <w:num w:numId="16" w16cid:durableId="580917634">
+    <w:abstractNumId w:val="12"/>
+  </w:num>
+  <w:num w:numId="17" w16cid:durableId="967248276">
     <w:abstractNumId w:val="31"/>
   </w:num>
-  <w:num w:numId="2" w16cid:durableId="862135301">
+  <w:num w:numId="18" w16cid:durableId="1444417379">
+    <w:abstractNumId w:val="6"/>
+  </w:num>
+  <w:num w:numId="19" w16cid:durableId="1471439221">
+    <w:abstractNumId w:val="4"/>
+  </w:num>
+  <w:num w:numId="20" w16cid:durableId="362706132">
+    <w:abstractNumId w:val="29"/>
+  </w:num>
+  <w:num w:numId="21" w16cid:durableId="398213918">
+    <w:abstractNumId w:val="24"/>
+  </w:num>
+  <w:num w:numId="22" w16cid:durableId="253366789">
+    <w:abstractNumId w:val="11"/>
+  </w:num>
+  <w:num w:numId="23" w16cid:durableId="2036686870">
+    <w:abstractNumId w:val="38"/>
+  </w:num>
+  <w:num w:numId="24" w16cid:durableId="1751123451">
+    <w:abstractNumId w:val="7"/>
+  </w:num>
+  <w:num w:numId="25" w16cid:durableId="353195710">
+    <w:abstractNumId w:val="28"/>
+  </w:num>
+  <w:num w:numId="26" w16cid:durableId="1140851719">
+    <w:abstractNumId w:val="19"/>
+  </w:num>
+  <w:num w:numId="27" w16cid:durableId="1112869295">
+    <w:abstractNumId w:val="22"/>
+  </w:num>
+  <w:num w:numId="28" w16cid:durableId="339745637">
+    <w:abstractNumId w:val="40"/>
+  </w:num>
+  <w:num w:numId="29" w16cid:durableId="1778403673">
+    <w:abstractNumId w:val="26"/>
+  </w:num>
+  <w:num w:numId="30" w16cid:durableId="454101877">
+    <w:abstractNumId w:val="15"/>
+  </w:num>
+  <w:num w:numId="31" w16cid:durableId="1607228070">
+    <w:abstractNumId w:val="25"/>
+  </w:num>
+  <w:num w:numId="32" w16cid:durableId="934242173">
+    <w:abstractNumId w:val="2"/>
+  </w:num>
+  <w:num w:numId="33" w16cid:durableId="656881018">
     <w:abstractNumId w:val="34"/>
   </w:num>
-  <w:num w:numId="3" w16cid:durableId="1437017693">
-    <w:abstractNumId w:val="4"/>
+  <w:num w:numId="34" w16cid:durableId="839855290">
+    <w:abstractNumId w:val="1"/>
   </w:num>
-  <w:num w:numId="4" w16cid:durableId="283856022">
+  <w:num w:numId="35" w16cid:durableId="1775899715">
+    <w:abstractNumId w:val="3"/>
+  </w:num>
+  <w:num w:numId="36" w16cid:durableId="1338271397">
+    <w:abstractNumId w:val="36"/>
+  </w:num>
+  <w:num w:numId="37" w16cid:durableId="1270115278">
     <w:abstractNumId w:val="16"/>
   </w:num>
-  <w:num w:numId="5" w16cid:durableId="286011330">
-    <w:abstractNumId w:val="29"/>
-  </w:num>
-  <w:num w:numId="6" w16cid:durableId="1864248431">
-    <w:abstractNumId w:val="32"/>
-  </w:num>
-  <w:num w:numId="7" w16cid:durableId="1405641294">
-    <w:abstractNumId w:val="12"/>
-  </w:num>
-  <w:num w:numId="8" w16cid:durableId="488178848">
+  <w:num w:numId="38" w16cid:durableId="1429035060">
     <w:abstractNumId w:val="9"/>
   </w:num>
-  <w:num w:numId="9" w16cid:durableId="668482968">
-    <w:abstractNumId w:val="7"/>
+  <w:num w:numId="39" w16cid:durableId="2102287697">
+    <w:abstractNumId w:val="21"/>
   </w:num>
-  <w:num w:numId="10" w16cid:durableId="1699038226">
-    <w:abstractNumId w:val="19"/>
-  </w:num>
-  <w:num w:numId="11" w16cid:durableId="1894386178">
-    <w:abstractNumId w:val="13"/>
-  </w:num>
-  <w:num w:numId="12" w16cid:durableId="7876539">
-    <w:abstractNumId w:val="17"/>
-  </w:num>
-  <w:num w:numId="13" w16cid:durableId="1407069906">
-    <w:abstractNumId w:val="22"/>
-  </w:num>
-  <w:num w:numId="14" w16cid:durableId="1797021507">
-    <w:abstractNumId w:val="38"/>
-  </w:num>
-  <w:num w:numId="15" w16cid:durableId="2134933345">
-    <w:abstractNumId w:val="36"/>
-  </w:num>
-  <w:num w:numId="16" w16cid:durableId="580917634">
-    <w:abstractNumId w:val="11"/>
-  </w:num>
-  <w:num w:numId="17" w16cid:durableId="967248276">
-    <w:abstractNumId w:val="30"/>
-  </w:num>
-  <w:num w:numId="18" w16cid:durableId="1444417379">
-    <w:abstractNumId w:val="5"/>
-  </w:num>
-  <w:num w:numId="19" w16cid:durableId="1471439221">
-    <w:abstractNumId w:val="3"/>
-  </w:num>
-  <w:num w:numId="20" w16cid:durableId="362706132">
-    <w:abstractNumId w:val="28"/>
-  </w:num>
-  <w:num w:numId="21" w16cid:durableId="398213918">
-    <w:abstractNumId w:val="23"/>
-  </w:num>
-  <w:num w:numId="22" w16cid:durableId="253366789">
-    <w:abstractNumId w:val="10"/>
-  </w:num>
-  <w:num w:numId="23" w16cid:durableId="2036686870">
-    <w:abstractNumId w:val="37"/>
-  </w:num>
-  <w:num w:numId="24" w16cid:durableId="1751123451">
-    <w:abstractNumId w:val="6"/>
-  </w:num>
-  <w:num w:numId="25" w16cid:durableId="353195710">
+  <w:num w:numId="40" w16cid:durableId="1290237726">
     <w:abstractNumId w:val="27"/>
   </w:num>
-  <w:num w:numId="26" w16cid:durableId="1140851719">
-    <w:abstractNumId w:val="18"/>
-  </w:num>
-  <w:num w:numId="27" w16cid:durableId="1112869295">
-    <w:abstractNumId w:val="21"/>
-  </w:num>
-  <w:num w:numId="28" w16cid:durableId="339745637">
-    <w:abstractNumId w:val="39"/>
-  </w:num>
-  <w:num w:numId="29" w16cid:durableId="1778403673">
-    <w:abstractNumId w:val="25"/>
-  </w:num>
-  <w:num w:numId="30" w16cid:durableId="454101877">
-    <w:abstractNumId w:val="14"/>
-  </w:num>
-  <w:num w:numId="31" w16cid:durableId="1607228070">
-    <w:abstractNumId w:val="24"/>
-  </w:num>
-  <w:num w:numId="32" w16cid:durableId="934242173">
-    <w:abstractNumId w:val="1"/>
-  </w:num>
-  <w:num w:numId="33" w16cid:durableId="656881018">
-    <w:abstractNumId w:val="33"/>
-  </w:num>
-  <w:num w:numId="34" w16cid:durableId="839855290">
+  <w:num w:numId="41" w16cid:durableId="691801105">
     <w:abstractNumId w:val="0"/>
-  </w:num>
-  <w:num w:numId="35" w16cid:durableId="1775899715">
-    <w:abstractNumId w:val="2"/>
-  </w:num>
-  <w:num w:numId="36" w16cid:durableId="1338271397">
-    <w:abstractNumId w:val="35"/>
-  </w:num>
-  <w:num w:numId="37" w16cid:durableId="1270115278">
-    <w:abstractNumId w:val="15"/>
-  </w:num>
-  <w:num w:numId="38" w16cid:durableId="1429035060">
-    <w:abstractNumId w:val="8"/>
-  </w:num>
-  <w:num w:numId="39" w16cid:durableId="2102287697">
-    <w:abstractNumId w:val="20"/>
-  </w:num>
-  <w:num w:numId="40" w16cid:durableId="1290237726">
-    <w:abstractNumId w:val="26"/>
   </w:num>
 </w:numbering>
 </file>
@@ -6359,6 +6685,46 @@
       <w:bCs/>
     </w:rPr>
   </w:style>
+  <w:style w:type="paragraph" w:customStyle="1" w:styleId="boxbullet">
+    <w:name w:val="box bullet"/>
+    <w:basedOn w:val="BodyText"/>
+    <w:rsid w:val="00C20DCA"/>
+    <w:pPr>
+      <w:numPr>
+        <w:numId w:val="41"/>
+      </w:numPr>
+      <w:tabs>
+        <w:tab w:val="num" w:pos="360"/>
+        <w:tab w:val="num" w:pos="720"/>
+      </w:tabs>
+      <w:spacing w:before="120" w:after="0"/>
+      <w:ind w:left="720" w:hanging="360"/>
+    </w:pPr>
+    <w:rPr>
+      <w:rFonts w:ascii="Arial" w:hAnsi="Arial"/>
+      <w:lang w:eastAsia="en-US"/>
+    </w:rPr>
+  </w:style>
+  <w:style w:type="paragraph" w:styleId="BodyText">
+    <w:name w:val="Body Text"/>
+    <w:basedOn w:val="Normal"/>
+    <w:link w:val="BodyTextChar"/>
+    <w:uiPriority w:val="99"/>
+    <w:semiHidden/>
+    <w:unhideWhenUsed/>
+    <w:rsid w:val="00C20DCA"/>
+    <w:pPr>
+      <w:spacing w:after="120"/>
+    </w:pPr>
+  </w:style>
+  <w:style w:type="character" w:customStyle="1" w:styleId="BodyTextChar">
+    <w:name w:val="Body Text Char"/>
+    <w:basedOn w:val="DefaultParagraphFont"/>
+    <w:link w:val="BodyText"/>
+    <w:uiPriority w:val="99"/>
+    <w:semiHidden/>
+    <w:rsid w:val="00C20DCA"/>
+  </w:style>
 </w:styles>
 </file>
 

--- a/cblm-builder/templates/IA TEMPLATES/02_iaspesificinstruction.docx
+++ b/cblm-builder/templates/IA TEMPLATES/02_iaspesificinstruction.docx
@@ -86,7 +86,7 @@
               <w:rPr>
                 <w:rFonts w:ascii="Bookman Old Style" w:hAnsi="Bookman Old Style"/>
               </w:rPr>
-              <w:t>MIDTERMS AND FINALS</w:t>
+              <w:t>{{term}}</w:t>
             </w:r>
           </w:p>
         </w:tc>
@@ -234,7 +234,7 @@
       </w:tblGrid>
       <w:tr>
         <w:trPr>
-          <w:trHeight w:val="428"/>
+          <w:trHeight w:val="80"/>
         </w:trPr>
         <w:tc>
           <w:tcPr>
@@ -294,7 +294,7 @@
       </w:tr>
       <w:tr>
         <w:trPr>
-          <w:trHeight w:val="428"/>
+          <w:trHeight w:val="80"/>
         </w:trPr>
         <w:tc>
           <w:tcPr>
@@ -397,7 +397,7 @@
       </w:tr>
       <w:tr>
         <w:trPr>
-          <w:trHeight w:val="709"/>
+          <w:trHeight w:val="80"/>
         </w:trPr>
         <w:tc>
           <w:tcPr>
@@ -443,7 +443,7 @@
       </w:tr>
       <w:tr>
         <w:trPr>
-          <w:trHeight w:val="428"/>
+          <w:trHeight w:val="80"/>
         </w:trPr>
         <w:tc>
           <w:tcPr>
@@ -610,35 +610,33 @@
                 <w:b/>
                 <w:i/>
               </w:rPr>
-              <w:t>This question paper consists of _</w:t>
+              <w:t xml:space="preserve">This question paper consists of </w:t>
             </w:r>
-            <w:proofErr w:type="gramStart"/>
             <w:r>
               <w:rPr>
                 <w:rFonts w:ascii="Bookman Old Style" w:hAnsi="Bookman Old Style"/>
                 <w:b/>
                 <w:i/>
               </w:rPr>
-              <w:t xml:space="preserve">_ </w:t>
+              <w:t>{{</w:t>
             </w:r>
+            <w:proofErr w:type="spellStart"/>
             <w:r>
               <w:rPr>
                 <w:rFonts w:ascii="Bookman Old Style" w:hAnsi="Bookman Old Style"/>
                 <w:b/>
                 <w:i/>
-                <w:u w:val="single"/>
               </w:rPr>
-              <w:t xml:space="preserve"> (</w:t>
+              <w:t>page_count</w:t>
             </w:r>
-            <w:proofErr w:type="gramEnd"/>
+            <w:proofErr w:type="spellEnd"/>
             <w:r>
               <w:rPr>
                 <w:rFonts w:ascii="Bookman Old Style" w:hAnsi="Bookman Old Style"/>
                 <w:b/>
                 <w:i/>
-                <w:u w:val="single"/>
               </w:rPr>
-              <w:t>)</w:t>
+              <w:t>}}</w:t>
             </w:r>
             <w:r>
               <w:rPr>
